--- a/Justificación Relaciones.docx
+++ b/Justificación Relaciones.docx
@@ -1125,7 +1125,7 @@
           <w:sz w:val="22"/>
           <w:szCs w:val="22"/>
         </w:rPr>
-        <w:t xml:space="preserve">La clase </w:t>
+        <w:t xml:space="preserve">La clase Seleccion representa a cada país participante en el campeonato. Una selección contiene varios jugadores, puede tener un DirectorTecnico asignado y genera una EstadisticaDeSeleccion cuando se finaliza su primer partido.</w:t>
       </w:r>
       <w:proofErr w:type="spellStart"/>
       <w:r>
@@ -1134,7 +1134,7 @@
           <w:sz w:val="22"/>
           <w:szCs w:val="22"/>
         </w:rPr>
-        <w:t>Seleccion</w:t>
+        <w:t/>
       </w:r>
       <w:proofErr w:type="spellEnd"/>
       <w:r>
@@ -1143,7 +1143,7 @@
           <w:sz w:val="22"/>
           <w:szCs w:val="22"/>
         </w:rPr>
-        <w:t xml:space="preserve"> representa a cada país participante en el campeonato. Una selección está formada por varios jugadores, tiene un director técnico asignado y cuenta con sus propias estadísticas para llevar el control de su desempeño durante el torneo.</w:t>
+        <w:t xml:space="preserve"/>
       </w:r>
     </w:p>
     <w:p>
@@ -1179,7 +1179,7 @@
           <w:sz w:val="22"/>
           <w:szCs w:val="22"/>
         </w:rPr>
-        <w:t xml:space="preserve">La clase </w:t>
+        <w:t xml:space="preserve">La clase EstadisticaDeSeleccion se relaciona directamente con Seleccion y registra los atributos puntos, partidosJugados, partidosGanados, partidosPerdidos, partidosEmpatados, golesAFavor, golesEnContra y diferenciaDeGoles.</w:t>
       </w:r>
       <w:proofErr w:type="spellStart"/>
       <w:r>
@@ -1188,7 +1188,7 @@
           <w:sz w:val="22"/>
           <w:szCs w:val="22"/>
         </w:rPr>
-        <w:t>EstadisticaDeSeleccion</w:t>
+        <w:t/>
       </w:r>
       <w:proofErr w:type="spellEnd"/>
       <w:r>
@@ -1197,7 +1197,7 @@
           <w:sz w:val="22"/>
           <w:szCs w:val="22"/>
         </w:rPr>
-        <w:t xml:space="preserve"> se relaciona directamente con </w:t>
+        <w:t xml:space="preserve"/>
       </w:r>
       <w:proofErr w:type="spellStart"/>
       <w:r>
@@ -1206,7 +1206,7 @@
           <w:sz w:val="22"/>
           <w:szCs w:val="22"/>
         </w:rPr>
-        <w:t>Seleccion</w:t>
+        <w:t/>
       </w:r>
       <w:proofErr w:type="spellEnd"/>
       <w:r>
@@ -1215,7 +1215,7 @@
           <w:sz w:val="22"/>
           <w:szCs w:val="22"/>
         </w:rPr>
-        <w:t>, ya que cada selección necesita llevar un registro de sus puntos, partidos jugados, victorias, empates, derrotas y goles. Estas estadísticas permiten generar posteriormente la tabla de posiciones.</w:t>
+        <w:t/>
       </w:r>
     </w:p>
     <w:p>
@@ -1307,7 +1307,7 @@
           <w:sz w:val="22"/>
           <w:szCs w:val="22"/>
         </w:rPr>
-        <w:t>Se decidió utilizar herencia porque tanto los jugadores como los directores técnicos comparten información en común, como el nombre, la edad y la nacionalidad. Por esta razón, se creó la clase Persona, que reúne estos atributos y evita tener que repetirlos en varias clases.</w:t>
+        <w:t>Se decidió utilizar herencia porque Jugador y DirectorTecnico comparten los atributos nombre, apellido, edad y nacionalidad. Por esta razón, se creó la clase Persona, que reúne estos atributos y evita repetirlos en varias clases.</w:t>
       </w:r>
     </w:p>
     <w:p>
